--- a/documents/policies/MCG-POL-007_EU_Food_Safety_Compliance.docx
+++ b/documents/policies/MCG-POL-007_EU_Food_Safety_Compliance.docx
@@ -844,7 +844,7 @@
               <w:bottom w:val="none"/>
               <w:right w:val="none"/>
             </w:tcBorders>
-            <w:shd w:color="DC2626" w:val="solid"/>
+            <w:shd w:color="1B2A4A" w:val="solid"/>
           </w:tcPr>
           <w:p>
             <w:pPr>

--- a/documents/policies/MCG-POL-007_EU_Food_Safety_Compliance.docx
+++ b/documents/policies/MCG-POL-007_EU_Food_Safety_Compliance.docx
@@ -2426,7 +2426,7 @@
                 <w:sz w:val="19"/>
                 <w:szCs w:val="19"/>
               </w:rPr>
-              <w:t xml:space="preserve">Project CLARITY Phase 1 — unified traceability layer</w:t>
+              <w:t xml:space="preserve">Project Qlarity Phase 1 — unified traceability layer</w:t>
             </w:r>
           </w:p>
         </w:tc>
@@ -2728,7 +2728,7 @@
                 <w:sz w:val="19"/>
                 <w:szCs w:val="19"/>
               </w:rPr>
-              <w:t xml:space="preserve">Timestamp standardization planned under Project CLARITY</w:t>
+              <w:t xml:space="preserve">Timestamp standardization planned under Project Qlarity</w:t>
             </w:r>
           </w:p>
         </w:tc>
@@ -3325,7 +3325,7 @@
                 <w:sz w:val="19"/>
                 <w:szCs w:val="19"/>
               </w:rPr>
-              <w:t xml:space="preserve">Data quality monitoring for traceability elements; Project CLARITY delivery</w:t>
+              <w:t xml:space="preserve">Data quality monitoring for traceability elements; Project Qlarity delivery</w:t>
             </w:r>
           </w:p>
         </w:tc>

--- a/documents/policies/MCG-POL-007_EU_Food_Safety_Compliance.docx
+++ b/documents/policies/MCG-POL-007_EU_Food_Safety_Compliance.docx
@@ -881,7 +881,7 @@
                 <w:sz w:val="20"/>
                 <w:szCs w:val="20"/>
               </w:rPr>
-              <w:t xml:space="preserve">CURRENT PERFORMANCE: The June 2025 lettuce recall (RCL-2025-003) required 11 days and 65 person-hours of manual cross-referencing across 4 disconnected systems (SAP, WMS, Descartes TMS, Salesforce) to complete full product tracing. This is 10 days beyond the 24-hour regulatory target.</w:t>
+              <w:t xml:space="preserve">CURRENT PERFORMANCE: The June 2025 lettuce recall (RCL-2025-003) required 11 days and 65 person-hours of manual cross-referencing across 4 disconnected systems (SAP, WMS, Descartes TMS, Meridian CRM) to complete full product tracing. This is 10 days beyond the 24-hour regulatory target.</w:t>
             </w:r>
           </w:p>
         </w:tc>
